--- a/templates/openagreements-cc-by-4.0/openagreements-restrictive-covenant-michigan/template.docx
+++ b/templates/openagreements-cc-by-4.0/openagreements-restrictive-covenant-michigan/template.docx
@@ -1395,7 +1395,7 @@
         <w:ind w:left="720"/>
       </w:pPr>
       <w:r>
-        <w:t xml:space="preserve">Employer and Employee acknowledge that each restrictive covenant in this agreement is intended to protect one or more of Employer's Protected Interests and to impose no restraint greater than is required for that protection. Michigan authorizes an employee covenant under MCL § 445.774a(1): an employer may obtain a covenant that protects its reasonable competitive business interests and prohibits post-termination employment or a line of business, if the covenant is reasonable as to its duration, geographical area, and the type of employment or line of business. The parties acknowledge that, to be reasonable in relation to Employer's competitive business interest, each covenant must protect against Employee gaining an unfair advantage in competition with Employer and must not prohibit Employee from using general knowledge or skill (St. Clair Medical, P.C. v. Borgiel, 270 Mich. App. 260 (2006)), and that a covenant is enforceable only to the extent it provides reasonable protection for Employer's confidential information and no further (Follmer, Rudzewicz &amp; Co., P.C. v. Kosco, 420 Mich. 394 (1984)). Employer would not provide Employee with access to these Protected Interests absent the protections in this agreement. This agreement is an employee restrictive covenant governed by the MCL § 445.774a(1) reasonableness framework; a covenant ancillary to the sale of a business or between businesses is instead evaluated under the antitrust rule of reason (Innovation Ventures, LLC v. Liquid Mfg., LLC, 499 Mich. 491 (2016); MCL §§ 445.772, 445.784(2)) and is outside the scope of this agreement.</w:t>
+        <w:t xml:space="preserve">Employer and Employee acknowledge that each restrictive covenant in this agreement is intended to protect one or more of Employer's Protected Interests and to impose no restraint greater than is required for that protection. The parties acknowledge that each covenant is intended to protect against Employee gaining an unfair advantage in competition with Employer, not to bar ordinary competition, not to prohibit Employee from using general knowledge or skill, and to be reasonable as to its duration, geographical area, and the type of employment or line of business. Employer would not provide Employee with access to these Protected Interests absent the protections in this agreement. This agreement is an employee restrictive covenant; a covenant ancillary to the sale of a business or between businesses is outside the scope of this agreement.</w:t>
       </w:r>
     </w:p>
     <w:p>
@@ -1434,7 +1434,7 @@
         <w:t xml:space="preserve">Employee's continued at-will employment, together with the compensation and the access to Confidential Information that Employer provides Employee under this agreement, which the parties agree are given in exchange for the restrictive covenants</w:t>
       </w:r>
       <w:r>
-        <w:t xml:space="preserve">. Under Michigan law, mere continuation of employment is sufficient consideration to support a non-compete only in a genuine at-will employment setting; where Employee is a just-cause or contract employee, continued employment alone is not sufficient, because refusing to sign would not amount to just cause for termination, and separate identifiable consideration is required (QIS, Inc. v. Industrial Quality Control, Inc., 262 Mich. App. 592 (2004)). Employee acknowledges having had the opportunity to consult with independent legal counsel before signing this agreement, and, where this agreement is presented as part of an onboarding packet, the parties intend the covenants to be examined for reasonableness as terms of an adhesion-style hiring agreement rather than assumed enforceable (Rayford v. American House Roseville I, LLC, ___ Mich. ___ (2025)). Employee acknowledges that the restrictions in this agreement are reasonable and necessary to protect Employer's Protected Interests, and understands that supporting consideration establishes only that the covenants are supported, not that they are reasonable — each covenant must independently satisfy the MCL § 445.774a(1) reasonableness test on duration, geography, and line of business. This agreement is effective as of the Effective Date listed in Cover Terms.</w:t>
+        <w:t xml:space="preserve">. Where Employee is a genuine at-will employee, the parties agree that continued employment is sufficient consideration for the covenants; where Employee is a just-cause or contract employee, the parties agree that continued employment alone is not sufficient and that separate identifiable consideration supports the covenants. Employee acknowledges having had the opportunity to consult with independent legal counsel before signing this agreement. Employee acknowledges that the restrictions in this agreement are reasonable and necessary to protect Employer's Protected Interests, and understands that supporting consideration establishes only that the covenants are supported, not that they are reasonable — each covenant must independently be reasonable as to its duration, geography, and line of business. This agreement is effective as of the Effective Date listed in Cover Terms.</w:t>
       </w:r>
     </w:p>
     <w:p>
@@ -1463,7 +1463,7 @@
         <w:ind w:left="720"/>
       </w:pPr>
       <w:r>
-        <w:t xml:space="preserve">Employee must treat all Confidential Information as strictly confidential. Employee must not use or disclose Confidential Information except as required to perform authorized job duties or with Employer's prior written consent. Employee's obligations regarding trade secrets continue in perpetuity, for as long as the information remains a trade secret. Employee's obligations regarding other Confidential Information continue for the period specified in Cover Terms. Trade secrets are protected under Michigan law, including the Michigan Uniform Trade Secrets Act, MCL §§ 445.1901–445.1910, which defines a trade secret by its independent economic value from not being generally known and by efforts that are reasonable under the circumstances to maintain its secrecy (MCL § 445.1902(d)). This confidentiality obligation is intended to operate alongside, and independent of, any restrictive covenant, is enforceable only to the extent it provides reasonable protection for Employer's confidential information (Follmer, Rudzewicz &amp; Co., P.C. v. Kosco, 420 Mich. 394 (1984)), and does not restrict Employee's use of the general knowledge, skill, and experience Employee acquired during employment.</w:t>
+        <w:t xml:space="preserve">Employee must treat all Confidential Information as strictly confidential. Employee must not use or disclose Confidential Information except as required to perform authorized job duties or with Employer's prior written consent. Employee's obligations regarding trade secrets continue in perpetuity, for as long as the information remains a trade secret. Employee's obligations regarding other Confidential Information continue for the period specified in Cover Terms. This confidentiality obligation is intended to operate alongside, and independent of, any restrictive covenant, and does not restrict Employee's use of the general knowledge, skill, and experience Employee acquired during employment.</w:t>
       </w:r>
     </w:p>
     <w:p>
@@ -1521,7 +1521,7 @@
         <w:ind w:left="720"/>
       </w:pPr>
       <w:r>
-        <w:t xml:space="preserve">Upon termination of employment, Employee must promptly return to Employer all documents, devices, files, credentials, and other materials containing or relating to Confidential Information. Where permitted, Employee must permanently delete electronic copies of Confidential Information from personal devices and accounts. Employee must certify compliance with this section in writing upon Employer's request. The parties intend that these return, deletion, and certification mechanics serve as part of Employer's efforts reasonable under the circumstances to maintain the secrecy of its trade secrets, as contemplated by MCL § 445.1902(d).</w:t>
+        <w:t xml:space="preserve">Upon termination of employment, Employee must promptly return to Employer all documents, devices, files, credentials, and other materials containing or relating to Confidential Information. Where permitted, Employee must permanently delete electronic copies of Confidential Information from personal devices and accounts. Employee must certify compliance with this section in writing upon Employer's request. The parties intend that these return, deletion, and certification mechanics serve as part of Employer's reasonable efforts to maintain the secrecy of its trade secrets.</w:t>
       </w:r>
     </w:p>
     <w:p>
@@ -1550,7 +1550,7 @@
         <w:ind w:left="720"/>
       </w:pPr>
       <w:r>
-        <w:t xml:space="preserve">During the Restricted Period, Employee must not Solicit, recruit, hire, or attempt to hire any Covered Employee. This restriction does not prohibit Employee from providing a professional reference upon request or from hiring a person who responds to a general advertisement not directed specifically at Employer's employees. As the lightest restraint in this agreement, this covenant reaches only Covered Employees during the Restricted Period and is drawn no broader than necessary to protect Employer's workforce stability and goodwill; a covenant that reads as a workforce-wide hiring ban would draw the same reasonableness scrutiny under MCL § 445.774a(1) as a non-compete.</w:t>
+        <w:t xml:space="preserve">During the Restricted Period, Employee must not Solicit, recruit, hire, or attempt to hire any Covered Employee. This restriction does not prohibit Employee from providing a professional reference upon request or from hiring a person who responds to a general advertisement not directed specifically at Employer's employees. This covenant reaches only Covered Employees during the Restricted Period and is drawn no broader than necessary to protect Employer's workforce stability and goodwill.</w:t>
       </w:r>
     </w:p>
     <w:p>
@@ -1579,7 +1579,7 @@
         <w:ind w:left="720"/>
       </w:pPr>
       <w:r>
-        <w:t xml:space="preserve">During the Restricted Period, Employee must not Solicit the business of any Covered Customer. This covenant protects Employer's reasonable competitive business interest in its customer relationships and the confidential information behind them; it reaches only Covered Customers with whom Employee had material contact and is no broader than necessary, because a non-solicit that followed every customer Employer has ever billed would protect against ordinary competition rather than an unfair advantage (St. Clair Medical, P.C. v. Borgiel, 270 Mich. App. 260 (2006)). Together with the confidentiality and trade-secret protections in this agreement, this covenant is often a stronger and more readily enforceable protection than a broad non-compete.</w:t>
+        <w:t xml:space="preserve">During the Restricted Period, Employee must not Solicit the business of any Covered Customer. This covenant protects Employer's reasonable competitive business interest in its customer relationships and the confidential information behind them; it reaches only Covered Customers with whom Employee had material contact and is no broader than necessary, because a non-solicit that followed every customer Employer has ever billed would protect against ordinary competition rather than an unfair advantage. Together with the confidentiality and trade-secret protections in this agreement, this covenant is often a stronger and more readily enforceable protection than a broad non-compete.</w:t>
       </w:r>
     </w:p>
     <w:p>
@@ -1608,7 +1608,7 @@
         <w:ind w:left="720"/>
       </w:pPr>
       <w:r>
-        <w:t xml:space="preserve">During the Restricted Period, Employee must not accept, service, or do business with any Covered Customer, regardless of whether Employee or the Covered Customer first initiated contact. This restriction is broader than non-solicitation because it applies even if the Covered Customer approaches Employee, and it restrains the Covered Customer's choice as much as Employee's conduct. Michigan's leading overbreadth decision faulted exactly that move, holding that Employer has no unlimited right to restrict the business choices of its clients (Mid Mich. Med. Billing Serv., Inc. v. Williams, No. 323890 (Mich. Ct. App. Feb. 18, 2016)); this covenant is therefore sized tightly to the goodwill it protects and reaches only Covered Customers with whom Employee had material contact.</w:t>
+        <w:t xml:space="preserve">During the Restricted Period, Employee must not accept, service, or do business with any Covered Customer, regardless of whether Employee or the Covered Customer first initiated contact. This restriction is broader than non-solicitation because it applies even if the Covered Customer approaches Employee, and it restrains the Covered Customer's choice as much as Employee's conduct. Because an employer has no unlimited right to restrict the business choices of its clients, this covenant is sized tightly to the goodwill it protects and reaches only Covered Customers with whom Employee had material contact.</w:t>
       </w:r>
     </w:p>
     <w:p>
@@ -1637,7 +1637,7 @@
         <w:ind w:left="720"/>
       </w:pPr>
       <w:r>
-        <w:t xml:space="preserve">During the Restricted Period, Employee must not engage in, be employed by, consult for, or have an active ownership interest in any Competitive Business within the Restricted Territory. This covenant exists to protect Employer's Protected Interests — its Confidential Information, trade secrets, and customer relationships — and not to restrain ordinary competition or Employee's general knowledge or skill (St. Clair Medical, P.C. v. Borgiel, 270 Mich. App. 260 (2006)). Consistent with MCL § 445.774a(1), the parties intend this covenant to protect a reasonable competitive business interest and to be reasonable as to its duration, geographical area, and the type of employment or line of business, with its scope sized to Employee's actual role and Employer's actual market. If Employer has identified specific competitors in Cover Terms under Specified Competitors, the parties intend this covenant to be understood and, if necessary, enforced as limited to those named competitors, because a restraint bound to named competitors is strong evidence that it targets an unfair advantage rather than ordinary competition. Passive Public Holdings are permitted.</w:t>
+        <w:t xml:space="preserve">During the Restricted Period, Employee must not engage in, be employed by, consult for, or have an active ownership interest in any Competitive Business within the Restricted Territory. This covenant exists to protect Employer's Protected Interests — its Confidential Information, trade secrets, and customer relationships — and not to restrain ordinary competition or Employee's general knowledge or skill. The parties intend this covenant to protect a reasonable competitive business interest and to be reasonable as to its duration, geographical area, and the type of employment or line of business, with its scope sized to Employee's actual role and Employer's actual market. If Employer has identified specific competitors in Cover Terms under Specified Competitors, the parties intend this covenant to be understood and, if necessary, enforced as limited to those named competitors, because a restraint bound to named competitors is strong evidence that it targets an unfair advantage rather than ordinary competition. Passive Public Holdings are permitted.</w:t>
       </w:r>
     </w:p>
     <w:p>
@@ -1666,7 +1666,7 @@
         <w:ind w:left="720"/>
       </w:pPr>
       <w:r>
-        <w:t xml:space="preserve">During the Restricted Period, Employee must not acquire or hold any active ownership interest in, serve as a director, officer, manager, or advisor to, or have material economic participation in any Competitive Business. This restriction primarily targets active or material ownership in private competitors. Because this covenant restrains active roles at and material participation in a Competitive Business, it functions as a covenant not to compete under MCL § 445.774a(1) and is drawn no broader than necessary to protect Employer's Protected Interests. Passive Public Holdings are permitted.</w:t>
+        <w:t xml:space="preserve">During the Restricted Period, Employee must not acquire or hold any active ownership interest in, serve as a director, officer, manager, or advisor to, or have material economic participation in any Competitive Business. This restriction primarily targets active or material ownership in private competitors. Because this covenant restrains active roles at and material participation in a Competitive Business, it functions as a covenant not to compete and is drawn no broader than necessary to protect Employer's Protected Interests. Passive Public Holdings are permitted.</w:t>
       </w:r>
     </w:p>
     <w:p>
@@ -1724,7 +1724,7 @@
         <w:ind w:left="720"/>
       </w:pPr>
       <w:r>
-        <w:t xml:space="preserve">If Employee is a physician, this agreement states Michigan's position plainly: there is no categorical physician rule, and a physician covenant runs through the ordinary MCL § 445.774a(1) reasonable-competitive-business-interest test, which a physician covenant can satisfy (St. Clair Medical, P.C. v. Borgiel, 270 Mich. App. 260 (2006)). The distinctive Michigan issue is proof rather than validity: Michigan's physician-patient privilege can block discovery of nonparty patient information in covenant-enforcement litigation, so a medical employer's enforcement plan should rest on non-privileged evidence of diversion (Isidore Steiner, DPM, PC v. Bonanni, 292 Mich. App. 265 (2011)). Any physician covenant in this agreement is intended to use a reasonable radius and term sized to the interest protected and to be enforced only to the extent it survives the MCL § 445.774a(1) reasonableness test. There is no enacted Michigan statute banning health-care non-competes, and this agreement does not assume any pending legislation.</w:t>
+        <w:t xml:space="preserve">If Employee is a physician or other licensed health care practitioner, any covenant in this agreement restraining Employee from practicing is intended to use a reasonable radius and term sized to the interest protected and to apply only to the extent it is reasonable as to its duration, geographical area, and line of business.</w:t>
       </w:r>
     </w:p>
     <w:p>
@@ -1782,7 +1782,7 @@
         <w:ind w:left="720"/>
       </w:pPr>
       <w:r>
-        <w:t xml:space="preserve">Employer may disclose the existence and terms of this agreement to any prospective employer or business associate of Employee if Employer has a reasonable belief that Employee may breach this agreement. Employee consents to this disclosure. Employer acknowledges that a notice built on a covenant that a court later narrows or declines to enforce may expose Employer to a tortious-interference claim, and that it should condition any such disclosure on the covenant as it would actually be enforced under MCL § 445.774a(1).</w:t>
+        <w:t xml:space="preserve">Employer may disclose the existence and terms of this agreement to any prospective employer or business associate of Employee if Employer has a reasonable belief that Employee may breach this agreement. Employee consents to this disclosure.</w:t>
       </w:r>
     </w:p>
     <w:p>
@@ -1811,7 +1811,7 @@
         <w:ind w:left="720"/>
       </w:pPr>
       <w:r>
-        <w:t xml:space="preserve">If Employee breaches any restrictive covenant in this agreement, the Restricted Period for that covenant is extended by one day for each day of the breach, so that the full duration of the restriction runs from the date the breach ends. The parties acknowledge that tolling and any extension of a restraint are an open question under Michigan law: the remedial text of MCL § 445.774a(1) authorizes a court to limit an unreasonable covenant, not to extend one, and any extension must itself remain reasonable under the test the courts apply as a question of law when the facts are undisputed (Coates v. Bastian Bros., Inc., 276 Mich. App. 498 (2007)). The parties do not intend an open-ended or indefinite extension, and intend that any tolling remain bounded and reasonable.</w:t>
+        <w:t xml:space="preserve">If Employee breaches any restrictive covenant in this agreement, the Restricted Period for that covenant is extended by one day for each day of the breach, so that the full duration of the restriction runs from the date the breach ends. Any such extension is itself a restraint, is limited to what remains reasonable, and is not intended to be open-ended or indefinite.</w:t>
       </w:r>
     </w:p>
     <w:p>
@@ -1840,7 +1840,7 @@
         <w:ind w:left="720"/>
       </w:pPr>
       <w:r>
-        <w:t xml:space="preserve">Employee acknowledges that a breach of this agreement may cause Employer irreparable harm for which money damages would be inadequate. Employer may seek injunctive or other equitable relief in addition to any other remedies available at law, including relief for actual or threatened misappropriation of a trade secret under the Michigan Uniform Trade Secrets Act. The parties acknowledge that fee awards run in both directions: MCL § 445.774a itself provides no fee award, while the Michigan Uniform Trade Secrets Act permits a court to award reasonable attorney's fees to the prevailing party where a misappropriation claim is made in bad faith or where willful and malicious misappropriation exists (MCL § 445.1905), and this agreement does not contradict that reciprocal exposure.</w:t>
+        <w:t xml:space="preserve">Employee acknowledges that a breach of this agreement may cause Employer irreparable harm for which money damages would be inadequate. Employer may seek injunctive or other equitable relief in addition to any other remedies available at law, including relief for actual or threatened misappropriation of a trade secret under the Michigan Uniform Trade Secrets Act.</w:t>
       </w:r>
     </w:p>
     <w:p>
@@ -1898,7 +1898,7 @@
         <w:ind w:left="720"/>
       </w:pPr>
       <w:r>
-        <w:t xml:space="preserve">Michigan is a statutory blue-pencil state: to the extent a covenant is found to be unreasonable in any respect, MCL § 445.774a(1) empowers a court to limit the agreement to render it reasonable in light of the circumstances in which it was made and to specifically enforce the agreement as limited, and the Court of Appeals has confirmed that the statute lets a court modify an unreasonable covenant rather than void it outright (Mid Mich. Med. Billing Serv., Inc. v. Williams, No. 323890 (Mich. Ct. App. Feb. 18, 2016)); Employer therefore requests reformation if any restraint in this agreement is found to be overbroad. That power is discretionary rather than automatic: the statute provides that a court may limit an unreasonable covenant, never that it must, and a court may decline to save a covenant it views as punitive. Accordingly, each restrictive covenant in this agreement is drawn as a reasonable, severable restraint with its scope, geography, and duration sized to the Protected Interests from the outset, and is intended to be enforceable as written rather than in reliance on judicial narrowing.</w:t>
+        <w:t xml:space="preserve">To the extent a covenant in this agreement is found to be unreasonable in any respect, MCL § 445.774a(1) empowers a court to limit the agreement to render it reasonable in light of the circumstances in which it was made and to specifically enforce the agreement as limited, and Employer requests such reformation if any restraint in this agreement is found to be overbroad. Each restrictive covenant in this agreement is nonetheless drawn as a reasonable, severable restraint with its scope, geography, and duration sized to the Protected Interests from the outset, and is intended to be enforceable as written rather than in reliance on judicial narrowing.</w:t>
       </w:r>
     </w:p>
     <w:p>
@@ -1956,7 +1956,7 @@
         <w:ind w:left="720"/>
       </w:pPr>
       <w:r>
-        <w:t xml:space="preserve">Employee may not assign this agreement or any rights or obligations under it. Employer may assign this agreement to any affiliate, successor, or acquirer of all or substantially all of Employer's business or assets. This agreement is binding on and inures to the benefit of the parties and their respective heirs, successors, and permitted assigns. The parties acknowledge that whoever enforces these covenants must still tie each restraint to a reasonable competitive business interest that the assignee or successor actually holds under MCL § 445.774a(1).</w:t>
+        <w:t xml:space="preserve">Employee may not assign this agreement or any rights or obligations under it. Employer may assign this agreement to any affiliate, successor, or acquirer of all or substantially all of Employer's business or assets. This agreement is binding on and inures to the benefit of the parties and their respective heirs, successors, and permitted assigns. The parties acknowledge that whoever enforces these covenants must still tie each restraint to a reasonable competitive business interest that the assignee or successor actually holds.</w:t>
       </w:r>
     </w:p>
     <w:p>
@@ -1985,7 +1985,7 @@
         <w:ind w:left="720"/>
       </w:pPr>
       <w:r>
-        <w:t xml:space="preserve">This agreement is governed by the law listed in Cover Terms. Where Michigan law governs, the enforceability of each restrictive covenant is determined under MCL § 445.774a(1); there is no fixed numeric safe harbor, so each covenant is drafted to survive the reasonableness analysis rather than to escape it. The parties agree to a Michigan forum for disputes arising out of or relating to this agreement, and acknowledge that a Michigan forum-selection clause is valid and enforceable under Michigan law (Stryker Corp. v. Ridgeway, 858 F.3d 383 (6th Cir. 2017)) and that a Michigan court applies Michigan law to determine the effect of a forum-selection clause separately from any choice-of-law provision (Barshaw v. Allegheny Performance Plastics, LLC, 334 Mich. App. 741 (2020)). Disputes will be resolved in the courts of the Governing Law state, subject to non-waivable rights under applicable law. The parties intend that the governing-law and venue choices match where Employee actually lives and works and be drafted as a coherent pair.</w:t>
+        <w:t xml:space="preserve">This agreement is governed by the law listed in Cover Terms. Where Michigan law governs, the enforceability of each restrictive covenant is determined under its reasonableness framework, and there is no fixed numeric safe harbor, so each covenant is drafted to survive the reasonableness analysis rather than to escape it. The parties agree to a Michigan forum for disputes arising out of or relating to this agreement. Disputes will be resolved in the courts of the Governing Law state, subject to non-waivable rights under applicable law. The parties intend that the governing-law and venue choices match where Employee actually lives and works and be drafted as a coherent pair.</w:t>
       </w:r>
     </w:p>
     <w:p>
@@ -2014,7 +2014,7 @@
         <w:ind w:left="720"/>
       </w:pPr>
       <w:r>
-        <w:t xml:space="preserve">This agreement constitutes the entire agreement between the parties regarding its subject matter and supersedes all prior agreements, understandings, and negotiations on this subject. The parties intend that this merger clause make clear exactly which signed document carries the restrictive covenants and what was exchanged for them, because Michigan courts examine terms buried in adhesion-style hiring packets for reasonableness (Rayford v. American House Roseville I, LLC, ___ Mich. ___ (2025)). This agreement may be amended only in writing signed by both parties. A party's failure to enforce any provision does not waive that party's right to enforce it later. This agreement may be executed in counterparts, including by electronic signature, each of which is an original.</w:t>
+        <w:t xml:space="preserve">This agreement constitutes the entire agreement between the parties regarding its subject matter and supersedes all prior agreements, understandings, and negotiations on this subject. The parties intend that this merger clause make clear exactly which signed document carries the restrictive covenants and what was exchanged for them. This agreement may be amended only in writing signed by both parties. A party's failure to enforce any provision does not waive that party's right to enforce it later. This agreement may be executed in counterparts, including by electronic signature, each of which is an original.</w:t>
       </w:r>
     </w:p>
     <w:p>

--- a/templates/openagreements-cc-by-4.0/openagreements-restrictive-covenant-michigan/template.docx
+++ b/templates/openagreements-cc-by-4.0/openagreements-restrictive-covenant-michigan/template.docx
@@ -1282,7 +1282,7 @@
         <w:t xml:space="preserve">“Protected Interests”</w:t>
       </w:r>
       <w:r>
-        <w:t xml:space="preserve"> means the reasonable competitive business interests a Michigan covenant may protect under MCL § 445.774a(1), namely Employer's Confidential Information, Employer's trade secrets as defined by the Michigan Uniform Trade Secrets Act (MCL § 445.1902(d)), and Employer's relationships and goodwill with its customers, patients, referral sources, and business partners, but not Employer's interest in avoiding ordinary competition and not the general knowledge or skill of Employee.</w:t>
+        <w:t xml:space="preserve"> means Employer's Confidential Information, Trade Secrets, and relationships and goodwill with its customers, patients, referral sources, and business partners.</w:t>
       </w:r>
     </w:p>
     <w:p>
@@ -1366,7 +1366,7 @@
         <w:t xml:space="preserve">“Trade Secrets”</w:t>
       </w:r>
       <w:r>
-        <w:t xml:space="preserve"> has the meaning given in the Michigan Uniform Trade Secrets Act, MCL § 445.1902(d).</w:t>
+        <w:t xml:space="preserve"> means information that derives independent economic value from not being generally known or readily ascertainable and that Employer takes reasonable measures to keep secret.</w:t>
       </w:r>
     </w:p>
     <w:p>
@@ -1395,7 +1395,7 @@
         <w:ind w:left="720"/>
       </w:pPr>
       <w:r>
-        <w:t xml:space="preserve">Employer and Employee acknowledge that each restrictive covenant in this agreement is intended to protect one or more of Employer's Protected Interests and to impose no restraint greater than is required for that protection. The parties acknowledge that each covenant is intended to protect against Employee gaining an unfair advantage in competition with Employer, not to bar ordinary competition, not to prohibit Employee from using general knowledge or skill, and to be reasonable as to its duration, geographical area, and the type of employment or line of business. Employer would not provide Employee with access to these Protected Interests absent the protections in this agreement. This agreement is an employee restrictive covenant; a covenant ancillary to the sale of a business or between businesses is outside the scope of this agreement.</w:t>
+        <w:t xml:space="preserve">Employer and Employee acknowledge that each restrictive covenant in this agreement protects one or more of Employer's Protected Interests. Employer would not provide Employee with access to these Protected Interests absent the protections in this agreement.</w:t>
       </w:r>
     </w:p>
     <w:p>
@@ -1424,7 +1424,7 @@
         <w:ind w:left="720"/>
       </w:pPr>
       <w:r>
-        <w:t xml:space="preserve">The parties acknowledge that this agreement is supported by consideration, which the parties identify as </w:t>
+        <w:t xml:space="preserve">The parties acknowledge that this agreement is supported by the consideration identified as </w:t>
       </w:r>
       <w:r>
         <w:rPr>
@@ -1434,7 +1434,7 @@
         <w:t xml:space="preserve">Employee's continued at-will employment, together with the compensation and the access to Confidential Information that Employer provides Employee under this agreement, which the parties agree are given in exchange for the restrictive covenants</w:t>
       </w:r>
       <w:r>
-        <w:t xml:space="preserve">. Where Employee is a genuine at-will employee, the parties agree that continued employment is sufficient consideration for the covenants; where Employee is a just-cause or contract employee, the parties agree that continued employment alone is not sufficient and that separate identifiable consideration supports the covenants. Employee acknowledges having had the opportunity to consult with independent legal counsel before signing this agreement. Employee acknowledges that the restrictions in this agreement are reasonable and necessary to protect Employer's Protected Interests, and understands that supporting consideration establishes only that the covenants are supported, not that they are reasonable — each covenant must independently be reasonable as to its duration, geography, and line of business. This agreement is effective as of the Effective Date listed in Cover Terms.</w:t>
+        <w:t xml:space="preserve">. Employee acknowledges having had the opportunity to consult with independent legal counsel before signing this agreement. This agreement is effective as of the Effective Date listed in Cover Terms.</w:t>
       </w:r>
     </w:p>
     <w:p>
@@ -1521,7 +1521,7 @@
         <w:ind w:left="720"/>
       </w:pPr>
       <w:r>
-        <w:t xml:space="preserve">Upon termination of employment, Employee must promptly return to Employer all documents, devices, files, credentials, and other materials containing or relating to Confidential Information. Where permitted, Employee must permanently delete electronic copies of Confidential Information from personal devices and accounts. Employee must certify compliance with this section in writing upon Employer's request. The parties intend that these return, deletion, and certification mechanics serve as part of Employer's reasonable efforts to maintain the secrecy of its trade secrets.</w:t>
+        <w:t xml:space="preserve">Upon termination of employment, Employee must promptly return to Employer all documents, devices, files, credentials, and other materials containing or relating to Confidential Information. Where permitted, Employee must permanently delete electronic copies of Confidential Information from personal devices and accounts. Employee must certify compliance with this section in writing upon Employer's request.</w:t>
       </w:r>
     </w:p>
     <w:p>
@@ -1550,7 +1550,7 @@
         <w:ind w:left="720"/>
       </w:pPr>
       <w:r>
-        <w:t xml:space="preserve">During the Restricted Period, Employee must not Solicit, recruit, hire, or attempt to hire any Covered Employee. This restriction does not prohibit Employee from providing a professional reference upon request or from hiring a person who responds to a general advertisement not directed specifically at Employer's employees. This covenant reaches only Covered Employees during the Restricted Period and is drawn no broader than necessary to protect Employer's workforce stability and goodwill.</w:t>
+        <w:t xml:space="preserve">During the Restricted Period, Employee must not Solicit, recruit, hire, or attempt to hire any Covered Employee. This restriction does not prohibit Employee from providing a professional reference upon request or from hiring a person who responds to a general advertisement not directed specifically at Employer's employees. This covenant reaches only Covered Employees during the Restricted Period and is limited to the scope needed to protect Employer's workforce stability and goodwill.</w:t>
       </w:r>
     </w:p>
     <w:p>
@@ -1579,7 +1579,7 @@
         <w:ind w:left="720"/>
       </w:pPr>
       <w:r>
-        <w:t xml:space="preserve">During the Restricted Period, Employee must not Solicit the business of any Covered Customer. This covenant protects Employer's reasonable competitive business interest in its customer relationships and the confidential information behind them; it reaches only Covered Customers with whom Employee had material contact and is no broader than necessary, because a non-solicit that followed every customer Employer has ever billed would protect against ordinary competition rather than an unfair advantage. Together with the confidentiality and trade-secret protections in this agreement, this covenant is often a stronger and more readily enforceable protection than a broad non-compete.</w:t>
+        <w:t xml:space="preserve">During the Restricted Period, Employee must not Solicit the business of any Covered Customer.</w:t>
       </w:r>
     </w:p>
     <w:p>
@@ -1608,7 +1608,7 @@
         <w:ind w:left="720"/>
       </w:pPr>
       <w:r>
-        <w:t xml:space="preserve">During the Restricted Period, Employee must not accept, service, or do business with any Covered Customer, regardless of whether Employee or the Covered Customer first initiated contact. This restriction is broader than non-solicitation because it applies even if the Covered Customer approaches Employee, and it restrains the Covered Customer's choice as much as Employee's conduct. Because an employer has no unlimited right to restrict the business choices of its clients, this covenant is sized tightly to the goodwill it protects and reaches only Covered Customers with whom Employee had material contact.</w:t>
+        <w:t xml:space="preserve">During the Restricted Period, Employee must not accept, service, or do business with any Covered Customer, regardless of whether Employee or the Covered Customer first initiated contact.</w:t>
       </w:r>
     </w:p>
     <w:p>
@@ -1637,7 +1637,7 @@
         <w:ind w:left="720"/>
       </w:pPr>
       <w:r>
-        <w:t xml:space="preserve">During the Restricted Period, Employee must not engage in, be employed by, consult for, or have an active ownership interest in any Competitive Business within the Restricted Territory. This covenant exists to protect Employer's Protected Interests — its Confidential Information, trade secrets, and customer relationships — and not to restrain ordinary competition or Employee's general knowledge or skill. The parties intend this covenant to protect a reasonable competitive business interest and to be reasonable as to its duration, geographical area, and the type of employment or line of business, with its scope sized to Employee's actual role and Employer's actual market. If Employer has identified specific competitors in Cover Terms under Specified Competitors, the parties intend this covenant to be understood and, if necessary, enforced as limited to those named competitors, because a restraint bound to named competitors is strong evidence that it targets an unfair advantage rather than ordinary competition. Passive Public Holdings are permitted.</w:t>
+        <w:t xml:space="preserve">During the Restricted Period, Employee must not engage in, be employed by, consult for, or have an active ownership interest in any Competitive Business within the Restricted Territory. This covenant exists to protect Employer's Protected Interests — its Confidential Information, trade secrets, and customer relationships — and not to restrain ordinary competition or Employee's general knowledge or skill. The parties intend this covenant to protect a reasonable competitive business interest and to be reasonable as to its duration, geographical area, and the type of employment or line of business, with its scope sized to Employee's actual role and Employer's actual market. If Employer has identified specific competitors in Cover Terms under Specified Competitors, this covenant applies only to those named competitors. Passive Public Holdings are permitted.</w:t>
       </w:r>
     </w:p>
     <w:p>
@@ -1666,7 +1666,7 @@
         <w:ind w:left="720"/>
       </w:pPr>
       <w:r>
-        <w:t xml:space="preserve">During the Restricted Period, Employee must not acquire or hold any active ownership interest in, serve as a director, officer, manager, or advisor to, or have material economic participation in any Competitive Business. This restriction primarily targets active or material ownership in private competitors. Because this covenant restrains active roles at and material participation in a Competitive Business, it functions as a covenant not to compete and is drawn no broader than necessary to protect Employer's Protected Interests. Passive Public Holdings are permitted.</w:t>
+        <w:t xml:space="preserve">During the Restricted Period, Employee must not acquire or hold any active ownership interest in, serve as a director, officer, manager, or advisor to, or have material economic participation in any Competitive Business. Passive Public Holdings are permitted.</w:t>
       </w:r>
     </w:p>
     <w:p>
@@ -1724,7 +1724,7 @@
         <w:ind w:left="720"/>
       </w:pPr>
       <w:r>
-        <w:t xml:space="preserve">If Employee is a physician or other licensed health care practitioner, any covenant in this agreement restraining Employee from practicing is intended to use a reasonable radius and term sized to the interest protected and to apply only to the extent it is reasonable as to its duration, geographical area, and line of business.</w:t>
+        <w:t xml:space="preserve">If Employee is a physician or other licensed health care practitioner, each restriction applies only during the Restricted Period and within the Restricted Territory stated in Cover Terms.</w:t>
       </w:r>
     </w:p>
     <w:p>
@@ -1811,7 +1811,7 @@
         <w:ind w:left="720"/>
       </w:pPr>
       <w:r>
-        <w:t xml:space="preserve">If Employee breaches any restrictive covenant in this agreement, the Restricted Period for that covenant is extended by one day for each day of the breach, so that the full duration of the restriction runs from the date the breach ends. Any such extension is itself a restraint, is limited to what remains reasonable, and is not intended to be open-ended or indefinite.</w:t>
+        <w:t xml:space="preserve">If Employee breaches any restrictive covenant in this agreement, the Restricted Period for that covenant is extended by one day for each day of the breach, up to a maximum extension equal to the original Restricted Period.</w:t>
       </w:r>
     </w:p>
     <w:p>
@@ -1840,7 +1840,7 @@
         <w:ind w:left="720"/>
       </w:pPr>
       <w:r>
-        <w:t xml:space="preserve">Employee acknowledges that a breach of this agreement may cause Employer irreparable harm for which money damages would be inadequate. Employer may seek injunctive or other equitable relief in addition to any other remedies available at law, including relief for actual or threatened misappropriation of a trade secret under the Michigan Uniform Trade Secrets Act.</w:t>
+        <w:t xml:space="preserve">Employee acknowledges that a breach of this agreement may cause Employer irreparable harm for which money damages would be inadequate. Employer may seek injunctive or other equitable relief in addition to any other remedies available at law, including relief under the Michigan Uniform Trade Secrets Act for actual or threatened misappropriation of a trade secret.</w:t>
       </w:r>
     </w:p>
     <w:p>
@@ -1869,7 +1869,7 @@
         <w:ind w:left="720"/>
       </w:pPr>
       <w:r>
-        <w:t xml:space="preserve">If any provision of this agreement is found to be unenforceable, the remaining provisions remain in full force and effect. Each restrictive covenant in this agreement is intended to be independently enforceable, so that a court's refusal to enforce one covenant, or a court's decision to enforce a covenant only to a reasonable extent, does not affect the others.</w:t>
+        <w:t xml:space="preserve">If any provision of this agreement is found to be unenforceable, the remaining provisions remain in full force and effect.</w:t>
       </w:r>
     </w:p>
     <w:p>
@@ -1888,7 +1888,7 @@
           <w:b/>
           <w:bCs/>
         </w:rPr>
-        <w:t xml:space="preserve">Reformation</w:t>
+        <w:t xml:space="preserve">Survival and Expiration of Each Covenant</w:t>
       </w:r>
     </w:p>
     <w:p>
@@ -1898,7 +1898,7 @@
         <w:ind w:left="720"/>
       </w:pPr>
       <w:r>
-        <w:t xml:space="preserve">To the extent a covenant in this agreement is found to be unreasonable in any respect, MCL § 445.774a(1) empowers a court to limit the agreement to render it reasonable in light of the circumstances in which it was made and to specifically enforce the agreement as limited, and Employer requests such reformation if any restraint in this agreement is found to be overbroad. Each restrictive covenant in this agreement is nonetheless drawn as a reasonable, severable restraint with its scope, geography, and duration sized to the Protected Interests from the outset, and is intended to be enforceable as written rather than in reliance on judicial narrowing.</w:t>
+        <w:t xml:space="preserve">Each restrictive covenant in this agreement survives the termination of Employee's employment for the Restricted Period specified in Cover Terms. Obligations under the Confidential Information and Trade Secret Protection section survive indefinitely to the extent they relate to trade secrets. All other provisions survive to the extent necessary to enforce rights that arose during employment.</w:t>
       </w:r>
     </w:p>
     <w:p>
@@ -1917,7 +1917,7 @@
           <w:b/>
           <w:bCs/>
         </w:rPr>
-        <w:t xml:space="preserve">Survival and Expiration of Each Covenant</w:t>
+        <w:t xml:space="preserve">Assignment and Successors</w:t>
       </w:r>
     </w:p>
     <w:p>
@@ -1927,7 +1927,7 @@
         <w:ind w:left="720"/>
       </w:pPr>
       <w:r>
-        <w:t xml:space="preserve">Each restrictive covenant in this agreement survives the termination of Employee's employment for the Restricted Period specified in Cover Terms. Obligations under the Confidential Information and Trade Secret Protection section survive indefinitely to the extent they relate to trade secrets. All other provisions survive to the extent necessary to enforce rights that arose during employment.</w:t>
+        <w:t xml:space="preserve">Employee may not assign this agreement or any rights or obligations under it. Employer may assign this agreement to any affiliate, successor, or acquirer of all or substantially all of Employer's business or assets. This agreement is binding on and inures to the benefit of the parties and their respective heirs, successors, and permitted assigns. An assignee or successor takes each covenant subject to its existing limitations.</w:t>
       </w:r>
     </w:p>
     <w:p>
@@ -1946,7 +1946,7 @@
           <w:b/>
           <w:bCs/>
         </w:rPr>
-        <w:t xml:space="preserve">Assignment and Successors</w:t>
+        <w:t xml:space="preserve">Governing Law, Venue, and Dispute Process</w:t>
       </w:r>
     </w:p>
     <w:p>
@@ -1956,7 +1956,7 @@
         <w:ind w:left="720"/>
       </w:pPr>
       <w:r>
-        <w:t xml:space="preserve">Employee may not assign this agreement or any rights or obligations under it. Employer may assign this agreement to any affiliate, successor, or acquirer of all or substantially all of Employer's business or assets. This agreement is binding on and inures to the benefit of the parties and their respective heirs, successors, and permitted assigns. The parties acknowledge that whoever enforces these covenants must still tie each restraint to a reasonable competitive business interest that the assignee or successor actually holds.</w:t>
+        <w:t xml:space="preserve">This agreement is governed by the law listed in Cover Terms. The parties agree to a Michigan forum for disputes arising out of or relating to this agreement. Disputes will be resolved in the courts of the Governing Law state, subject to non-waivable rights under applicable law.</w:t>
       </w:r>
     </w:p>
     <w:p>
@@ -1975,7 +1975,7 @@
           <w:b/>
           <w:bCs/>
         </w:rPr>
-        <w:t xml:space="preserve">Governing Law, Venue, and Dispute Process</w:t>
+        <w:t xml:space="preserve">Entire Agreement, Amendment, Waiver, and Electronic Signatures</w:t>
       </w:r>
     </w:p>
     <w:p>
@@ -1985,36 +1985,7 @@
         <w:ind w:left="720"/>
       </w:pPr>
       <w:r>
-        <w:t xml:space="preserve">This agreement is governed by the law listed in Cover Terms. Where Michigan law governs, the enforceability of each restrictive covenant is determined under its reasonableness framework, and there is no fixed numeric safe harbor, so each covenant is drafted to survive the reasonableness analysis rather than to escape it. The parties agree to a Michigan forum for disputes arising out of or relating to this agreement. Disputes will be resolved in the courts of the Governing Law state, subject to non-waivable rights under applicable law. The parties intend that the governing-law and venue choices match where Employee actually lives and works and be drafted as a coherent pair.</w:t>
-      </w:r>
-    </w:p>
-    <w:p>
-      <w:pPr>
-        <w:pStyle w:val="OABody"/>
-        <w:keepNext/>
-        <w:numPr>
-          <w:ilvl w:val="0"/>
-          <w:numId w:val="1"/>
-        </w:numPr>
-        <w:spacing w:before="320" w:after="120" w:line="340" w:lineRule="auto"/>
-        <w:jc w:val="left"/>
-      </w:pPr>
-      <w:r>
-        <w:rPr>
-          <w:b/>
-          <w:bCs/>
-        </w:rPr>
-        <w:t xml:space="preserve">Entire Agreement, Amendment, Waiver, and Electronic Signatures</w:t>
-      </w:r>
-    </w:p>
-    <w:p>
-      <w:pPr>
-        <w:pStyle w:val="OABody"/>
-        <w:spacing w:before="0" w:after="120" w:line="340" w:lineRule="auto"/>
-        <w:ind w:left="720"/>
-      </w:pPr>
-      <w:r>
-        <w:t xml:space="preserve">This agreement constitutes the entire agreement between the parties regarding its subject matter and supersedes all prior agreements, understandings, and negotiations on this subject. The parties intend that this merger clause make clear exactly which signed document carries the restrictive covenants and what was exchanged for them. This agreement may be amended only in writing signed by both parties. A party's failure to enforce any provision does not waive that party's right to enforce it later. This agreement may be executed in counterparts, including by electronic signature, each of which is an original.</w:t>
+        <w:t xml:space="preserve">This agreement constitutes the entire agreement between the parties regarding its subject matter and supersedes all prior agreements, understandings, and negotiations on this subject. This agreement may be amended only in writing signed by both parties. A party's failure to enforce any provision does not waive that party's right to enforce it later. This agreement may be executed in counterparts, including by electronic signature, each of which is an original.</w:t>
       </w:r>
     </w:p>
     <w:p>

--- a/templates/openagreements-cc-by-4.0/openagreements-restrictive-covenant-michigan/template.docx
+++ b/templates/openagreements-cc-by-4.0/openagreements-restrictive-covenant-michigan/template.docx
@@ -1550,7 +1550,7 @@
         <w:ind w:left="720"/>
       </w:pPr>
       <w:r>
-        <w:t xml:space="preserve">During the Restricted Period, Employee must not Solicit, recruit, hire, or attempt to hire any Covered Employee. This restriction does not prohibit Employee from providing a professional reference upon request or from hiring a person who responds to a general advertisement not directed specifically at Employer's employees. This covenant reaches only Covered Employees during the Restricted Period and is limited to the scope needed to protect Employer's workforce stability and goodwill.</w:t>
+        <w:t xml:space="preserve">During the Restricted Period, Employee must not Solicit, recruit, hire, or attempt to hire any Covered Employee. This restriction does not prohibit Employee from providing a professional reference upon request or from hiring a person who responds to a general advertisement not directed specifically at Employer's employees. This covenant reaches only Covered Employees during the Restricted Period and is drawn no broader than necessary to protect Employer's workforce stability and goodwill.</w:t>
       </w:r>
     </w:p>
     <w:p>
@@ -1898,7 +1898,7 @@
         <w:ind w:left="720"/>
       </w:pPr>
       <w:r>
-        <w:t xml:space="preserve">Each restrictive covenant in this agreement survives the termination of Employee's employment for the Restricted Period specified in Cover Terms. Obligations under the Confidential Information and Trade Secret Protection section survive indefinitely to the extent they relate to trade secrets. All other provisions survive to the extent necessary to enforce rights that arose during employment.</w:t>
+        <w:t xml:space="preserve">Each restrictive covenant in this agreement survives the termination of Employee's employment for the Restricted Period specified in Cover Terms. Obligations under the Confidential Information and Trade Secret Protection section survive for the Trade Secrets Duration specified in Cover Terms to the extent they relate to trade secrets, and for the Other Confidential Information Duration specified in Cover Terms for other Confidential Information. All other provisions survive to the extent necessary to enforce rights that arose during employment.</w:t>
       </w:r>
     </w:p>
     <w:p>

--- a/templates/openagreements-cc-by-4.0/openagreements-restrictive-covenant-michigan/template.docx
+++ b/templates/openagreements-cc-by-4.0/openagreements-restrictive-covenant-michigan/template.docx
@@ -3043,169 +3043,79 @@
 
 <file path=word/header1.xml><?xml version="1.0" encoding="utf-8"?>
 <w:hdr xmlns:w="http://schemas.openxmlformats.org/wordprocessingml/2006/main" xmlns:r="http://schemas.openxmlformats.org/officeDocument/2006/relationships">
-  <w:tbl>
-    <w:tblPr>
-      <w:tblW w:w="10080" w:type="dxa"/>
-      <w:tblBorders>
-        <w:top w:val="none" w:sz="0" w:space="0" w:color="auto"/>
-        <w:left w:val="none" w:sz="0" w:space="0" w:color="auto"/>
+  <w:p>
+    <w:pPr>
+      <w:pBdr>
         <w:bottom w:val="single" w:sz="8" w:space="0" w:color="107087"/>
-        <w:right w:val="none" w:sz="0" w:space="0" w:color="auto"/>
-        <w:insideH w:val="none" w:sz="0" w:space="0" w:color="auto"/>
-        <w:insideV w:val="none" w:sz="0" w:space="0" w:color="auto"/>
-      </w:tblBorders>
-      <w:tblLayout w:type="fixed"/>
-    </w:tblPr>
-    <w:tblGrid>
-      <w:gridCol w:w="10080"/>
-    </w:tblGrid>
-    <w:tr>
-      <w:tc>
-        <w:tcPr>
-          <w:tcW w:w="10080" w:type="dxa"/>
-          <w:tcBorders>
-            <w:bottom w:val="single" w:sz="8" w:space="0" w:color="107087"/>
-          </w:tcBorders>
-          <w:tcMar>
-            <w:top w:w="0" w:type="dxa"/>
-            <w:left w:w="0" w:type="dxa"/>
-            <w:bottom w:w="40" w:type="dxa"/>
-            <w:right w:w="0" w:type="dxa"/>
-          </w:tcMar>
-        </w:tcPr>
-        <w:p>
-          <w:pPr>
-            <w:spacing w:after="0"/>
-            <w:jc w:val="right"/>
-          </w:pPr>
-          <w:r>
-            <w:rPr>
-              <w:rFonts w:ascii="Arial" w:hAnsi="Arial" w:cs="Arial"/>
-              <w:b/>
-              <w:bCs/>
-              <w:caps/>
-              <w:color w:val="107087"/>
-              <w:sz w:val="18"/>
-              <w:szCs w:val="18"/>
-            </w:rPr>
-            <w:t xml:space="preserve">Cover Terms</w:t>
-          </w:r>
-        </w:p>
-      </w:tc>
-    </w:tr>
-  </w:tbl>
+      </w:pBdr>
+      <w:spacing w:after="0"/>
+      <w:jc w:val="right"/>
+    </w:pPr>
+    <w:r>
+      <w:rPr>
+        <w:rFonts w:ascii="Arial" w:hAnsi="Arial" w:cs="Arial"/>
+        <w:b/>
+        <w:bCs/>
+        <w:caps/>
+        <w:color w:val="107087"/>
+        <w:sz w:val="18"/>
+        <w:szCs w:val="18"/>
+      </w:rPr>
+      <w:t xml:space="preserve">Cover Terms</w:t>
+    </w:r>
+  </w:p>
 </w:hdr>
 </file>
 
 <file path=word/header2.xml><?xml version="1.0" encoding="utf-8"?>
 <w:hdr xmlns:w="http://schemas.openxmlformats.org/wordprocessingml/2006/main" xmlns:r="http://schemas.openxmlformats.org/officeDocument/2006/relationships">
-  <w:tbl>
-    <w:tblPr>
-      <w:tblW w:w="10080" w:type="dxa"/>
-      <w:tblBorders>
-        <w:top w:val="none" w:sz="0" w:space="0" w:color="auto"/>
-        <w:left w:val="none" w:sz="0" w:space="0" w:color="auto"/>
+  <w:p>
+    <w:pPr>
+      <w:pBdr>
         <w:bottom w:val="single" w:sz="8" w:space="0" w:color="107087"/>
-        <w:right w:val="none" w:sz="0" w:space="0" w:color="auto"/>
-        <w:insideH w:val="none" w:sz="0" w:space="0" w:color="auto"/>
-        <w:insideV w:val="none" w:sz="0" w:space="0" w:color="auto"/>
-      </w:tblBorders>
-      <w:tblLayout w:type="fixed"/>
-    </w:tblPr>
-    <w:tblGrid>
-      <w:gridCol w:w="10080"/>
-    </w:tblGrid>
-    <w:tr>
-      <w:tc>
-        <w:tcPr>
-          <w:tcW w:w="10080" w:type="dxa"/>
-          <w:tcBorders>
-            <w:bottom w:val="single" w:sz="8" w:space="0" w:color="107087"/>
-          </w:tcBorders>
-          <w:tcMar>
-            <w:top w:w="0" w:type="dxa"/>
-            <w:left w:w="0" w:type="dxa"/>
-            <w:bottom w:w="40" w:type="dxa"/>
-            <w:right w:w="0" w:type="dxa"/>
-          </w:tcMar>
-        </w:tcPr>
-        <w:p>
-          <w:pPr>
-            <w:spacing w:after="0"/>
-            <w:jc w:val="right"/>
-          </w:pPr>
-          <w:r>
-            <w:rPr>
-              <w:rFonts w:ascii="Arial" w:hAnsi="Arial" w:cs="Arial"/>
-              <w:b/>
-              <w:bCs/>
-              <w:caps/>
-              <w:color w:val="107087"/>
-              <w:sz w:val="18"/>
-              <w:szCs w:val="18"/>
-            </w:rPr>
-            <w:t xml:space="preserve">Standard Terms</w:t>
-          </w:r>
-        </w:p>
-      </w:tc>
-    </w:tr>
-  </w:tbl>
+      </w:pBdr>
+      <w:spacing w:after="0"/>
+      <w:jc w:val="right"/>
+    </w:pPr>
+    <w:r>
+      <w:rPr>
+        <w:rFonts w:ascii="Arial" w:hAnsi="Arial" w:cs="Arial"/>
+        <w:b/>
+        <w:bCs/>
+        <w:caps/>
+        <w:color w:val="107087"/>
+        <w:sz w:val="18"/>
+        <w:szCs w:val="18"/>
+      </w:rPr>
+      <w:t xml:space="preserve">Standard Terms</w:t>
+    </w:r>
+  </w:p>
 </w:hdr>
 </file>
 
 <file path=word/header3.xml><?xml version="1.0" encoding="utf-8"?>
 <w:hdr xmlns:w="http://schemas.openxmlformats.org/wordprocessingml/2006/main" xmlns:r="http://schemas.openxmlformats.org/officeDocument/2006/relationships">
-  <w:tbl>
-    <w:tblPr>
-      <w:tblW w:w="10080" w:type="dxa"/>
-      <w:tblBorders>
-        <w:top w:val="none" w:sz="0" w:space="0" w:color="auto"/>
-        <w:left w:val="none" w:sz="0" w:space="0" w:color="auto"/>
+  <w:p>
+    <w:pPr>
+      <w:pBdr>
         <w:bottom w:val="single" w:sz="8" w:space="0" w:color="107087"/>
-        <w:right w:val="none" w:sz="0" w:space="0" w:color="auto"/>
-        <w:insideH w:val="none" w:sz="0" w:space="0" w:color="auto"/>
-        <w:insideV w:val="none" w:sz="0" w:space="0" w:color="auto"/>
-      </w:tblBorders>
-      <w:tblLayout w:type="fixed"/>
-    </w:tblPr>
-    <w:tblGrid>
-      <w:gridCol w:w="10080"/>
-    </w:tblGrid>
-    <w:tr>
-      <w:tc>
-        <w:tcPr>
-          <w:tcW w:w="10080" w:type="dxa"/>
-          <w:tcBorders>
-            <w:bottom w:val="single" w:sz="8" w:space="0" w:color="107087"/>
-          </w:tcBorders>
-          <w:tcMar>
-            <w:top w:w="0" w:type="dxa"/>
-            <w:left w:w="0" w:type="dxa"/>
-            <w:bottom w:w="40" w:type="dxa"/>
-            <w:right w:w="0" w:type="dxa"/>
-          </w:tcMar>
-        </w:tcPr>
-        <w:p>
-          <w:pPr>
-            <w:spacing w:after="0"/>
-            <w:jc w:val="right"/>
-          </w:pPr>
-          <w:r>
-            <w:rPr>
-              <w:rFonts w:ascii="Arial" w:hAnsi="Arial" w:cs="Arial"/>
-              <w:b/>
-              <w:bCs/>
-              <w:caps/>
-              <w:color w:val="107087"/>
-              <w:sz w:val="18"/>
-              <w:szCs w:val="18"/>
-            </w:rPr>
-            <w:t xml:space="preserve">Signature Page</w:t>
-          </w:r>
-        </w:p>
-      </w:tc>
-    </w:tr>
-  </w:tbl>
+      </w:pBdr>
+      <w:spacing w:after="0"/>
+      <w:jc w:val="right"/>
+    </w:pPr>
+    <w:r>
+      <w:rPr>
+        <w:rFonts w:ascii="Arial" w:hAnsi="Arial" w:cs="Arial"/>
+        <w:b/>
+        <w:bCs/>
+        <w:caps/>
+        <w:color w:val="107087"/>
+        <w:sz w:val="18"/>
+        <w:szCs w:val="18"/>
+      </w:rPr>
+      <w:t xml:space="preserve">Signature Page</w:t>
+    </w:r>
+  </w:p>
 </w:hdr>
 </file>
 

--- a/templates/openagreements-cc-by-4.0/openagreements-restrictive-covenant-michigan/template.docx
+++ b/templates/openagreements-cc-by-4.0/openagreements-restrictive-covenant-michigan/template.docx
@@ -337,7 +337,7 @@
                 <w:rFonts w:ascii="Arial" w:hAnsi="Arial" w:cs="Arial"/>
                 <w:i/>
                 <w:iCs/>
-                <w:color w:val="494A4B"/>
+                <w:color w:val="1D2021"/>
                 <w:sz w:val="21"/>
                 <w:szCs w:val="21"/>
               </w:rPr>
@@ -361,7 +361,7 @@
                 <w:rFonts w:ascii="Arial" w:hAnsi="Arial" w:cs="Arial"/>
                 <w:i/>
                 <w:iCs/>
-                <w:color w:val="494A4B"/>
+                <w:color w:val="1D2021"/>
                 <w:sz w:val="21"/>
                 <w:szCs w:val="21"/>
               </w:rPr>
@@ -387,7 +387,7 @@
                 <w:rFonts w:ascii="Arial" w:hAnsi="Arial" w:cs="Arial"/>
                 <w:i/>
                 <w:iCs/>
-                <w:color w:val="494A4B"/>
+                <w:color w:val="1D2021"/>
                 <w:sz w:val="21"/>
                 <w:szCs w:val="21"/>
               </w:rPr>
@@ -411,7 +411,7 @@
                 <w:rFonts w:ascii="Arial" w:hAnsi="Arial" w:cs="Arial"/>
                 <w:i/>
                 <w:iCs/>
-                <w:color w:val="494A4B"/>
+                <w:color w:val="1D2021"/>
                 <w:sz w:val="21"/>
                 <w:szCs w:val="21"/>
               </w:rPr>
@@ -465,7 +465,7 @@
                 <w:rFonts w:ascii="Arial" w:hAnsi="Arial" w:cs="Arial"/>
                 <w:i/>
                 <w:iCs/>
-                <w:color w:val="494A4B"/>
+                <w:color w:val="1D2021"/>
                 <w:sz w:val="21"/>
                 <w:szCs w:val="21"/>
               </w:rPr>
@@ -489,7 +489,7 @@
                 <w:rFonts w:ascii="Arial" w:hAnsi="Arial" w:cs="Arial"/>
                 <w:i/>
                 <w:iCs/>
-                <w:color w:val="494A4B"/>
+                <w:color w:val="1D2021"/>
                 <w:sz w:val="21"/>
                 <w:szCs w:val="21"/>
               </w:rPr>
@@ -543,7 +543,7 @@
                 <w:rFonts w:ascii="Arial" w:hAnsi="Arial" w:cs="Arial"/>
                 <w:i/>
                 <w:iCs/>
-                <w:color w:val="494A4B"/>
+                <w:color w:val="1D2021"/>
                 <w:sz w:val="21"/>
                 <w:szCs w:val="21"/>
               </w:rPr>
@@ -567,7 +567,7 @@
                 <w:rFonts w:ascii="Arial" w:hAnsi="Arial" w:cs="Arial"/>
                 <w:i/>
                 <w:iCs/>
-                <w:color w:val="494A4B"/>
+                <w:color w:val="1D2021"/>
                 <w:sz w:val="21"/>
                 <w:szCs w:val="21"/>
               </w:rPr>
@@ -621,7 +621,7 @@
                 <w:rFonts w:ascii="Arial" w:hAnsi="Arial" w:cs="Arial"/>
                 <w:i/>
                 <w:iCs/>
-                <w:color w:val="494A4B"/>
+                <w:color w:val="1D2021"/>
                 <w:sz w:val="21"/>
                 <w:szCs w:val="21"/>
               </w:rPr>
@@ -645,7 +645,7 @@
                 <w:rFonts w:ascii="Arial" w:hAnsi="Arial" w:cs="Arial"/>
                 <w:i/>
                 <w:iCs/>
-                <w:color w:val="494A4B"/>
+                <w:color w:val="1D2021"/>
                 <w:sz w:val="21"/>
                 <w:szCs w:val="21"/>
               </w:rPr>
@@ -671,7 +671,7 @@
                 <w:rFonts w:ascii="Arial" w:hAnsi="Arial" w:cs="Arial"/>
                 <w:i/>
                 <w:iCs/>
-                <w:color w:val="494A4B"/>
+                <w:color w:val="1D2021"/>
                 <w:sz w:val="21"/>
                 <w:szCs w:val="21"/>
               </w:rPr>
@@ -695,7 +695,7 @@
                 <w:rFonts w:ascii="Arial" w:hAnsi="Arial" w:cs="Arial"/>
                 <w:i/>
                 <w:iCs/>
-                <w:color w:val="494A4B"/>
+                <w:color w:val="1D2021"/>
                 <w:sz w:val="21"/>
                 <w:szCs w:val="21"/>
               </w:rPr>
@@ -721,7 +721,7 @@
                 <w:rFonts w:ascii="Arial" w:hAnsi="Arial" w:cs="Arial"/>
                 <w:i/>
                 <w:iCs/>
-                <w:color w:val="494A4B"/>
+                <w:color w:val="1D2021"/>
                 <w:sz w:val="21"/>
                 <w:szCs w:val="21"/>
               </w:rPr>
@@ -747,7 +747,7 @@
                 <w:bCs/>
                 <w:i/>
                 <w:iCs/>
-                <w:color w:val="494A4B"/>
+                <w:color w:val="1D2021"/>
                 <w:sz w:val="21"/>
                 <w:szCs w:val="21"/>
                 <w:highlight w:val="yellow"/>
@@ -774,7 +774,7 @@
                 <w:rFonts w:ascii="Arial" w:hAnsi="Arial" w:cs="Arial"/>
                 <w:i/>
                 <w:iCs/>
-                <w:color w:val="494A4B"/>
+                <w:color w:val="1D2021"/>
                 <w:sz w:val="21"/>
                 <w:szCs w:val="21"/>
               </w:rPr>
@@ -798,7 +798,7 @@
                 <w:rFonts w:ascii="Arial" w:hAnsi="Arial" w:cs="Arial"/>
                 <w:i/>
                 <w:iCs/>
-                <w:color w:val="494A4B"/>
+                <w:color w:val="1D2021"/>
                 <w:sz w:val="21"/>
                 <w:szCs w:val="21"/>
               </w:rPr>
@@ -900,7 +900,7 @@
                 <w:rFonts w:ascii="Arial" w:hAnsi="Arial" w:cs="Arial"/>
                 <w:i/>
                 <w:iCs/>
-                <w:color w:val="494A4B"/>
+                <w:color w:val="1D2021"/>
                 <w:sz w:val="21"/>
                 <w:szCs w:val="21"/>
               </w:rPr>
@@ -924,7 +924,7 @@
                 <w:rFonts w:ascii="Arial" w:hAnsi="Arial" w:cs="Arial"/>
                 <w:i/>
                 <w:iCs/>
-                <w:color w:val="494A4B"/>
+                <w:color w:val="1D2021"/>
                 <w:sz w:val="21"/>
                 <w:szCs w:val="21"/>
               </w:rPr>
@@ -978,7 +978,7 @@
                 <w:rFonts w:ascii="Arial" w:hAnsi="Arial" w:cs="Arial"/>
                 <w:i/>
                 <w:iCs/>
-                <w:color w:val="494A4B"/>
+                <w:color w:val="1D2021"/>
                 <w:sz w:val="21"/>
                 <w:szCs w:val="21"/>
               </w:rPr>
@@ -1002,7 +1002,7 @@
                 <w:rFonts w:ascii="Arial" w:hAnsi="Arial" w:cs="Arial"/>
                 <w:i/>
                 <w:iCs/>
-                <w:color w:val="494A4B"/>
+                <w:color w:val="1D2021"/>
                 <w:sz w:val="21"/>
                 <w:szCs w:val="21"/>
               </w:rPr>
@@ -1056,7 +1056,7 @@
                 <w:rFonts w:ascii="Arial" w:hAnsi="Arial" w:cs="Arial"/>
                 <w:i/>
                 <w:iCs/>
-                <w:color w:val="494A4B"/>
+                <w:color w:val="1D2021"/>
                 <w:sz w:val="21"/>
                 <w:szCs w:val="21"/>
               </w:rPr>
@@ -1080,7 +1080,7 @@
                 <w:rFonts w:ascii="Arial" w:hAnsi="Arial" w:cs="Arial"/>
                 <w:i/>
                 <w:iCs/>
-                <w:color w:val="494A4B"/>
+                <w:color w:val="1D2021"/>
                 <w:sz w:val="21"/>
                 <w:szCs w:val="21"/>
               </w:rPr>

--- a/templates/openagreements-cc-by-4.0/openagreements-restrictive-covenant-michigan/template.docx
+++ b/templates/openagreements-cc-by-4.0/openagreements-restrictive-covenant-michigan/template.docx
@@ -1147,7 +1147,7 @@
         <w:t xml:space="preserve">“Competitive Business”</w:t>
       </w:r>
       <w:r>
-        <w:t xml:space="preserve"> means the business activities described in Cover Terms under Competitive Business.</w:t>
+        <w:t xml:space="preserve"> means a person or entity that engages in the business activities described in Cover Terms under Competitive Business.</w:t>
       </w:r>
     </w:p>
     <w:p>
